--- a/artifacts/SMB-06/build/approved-proposal-larkspur.docx
+++ b/artifacts/SMB-06/build/approved-proposal-larkspur.docx
@@ -98,7 +98,7 @@
         <w:t xml:space="preserve"> </w:t>
       </w:r>
       <w:r>
-        <w:t xml:space="preserve">SMB-06</w:t>
+        <w:t xml:space="preserve">2026-014</w:t>
       </w:r>
     </w:p>
     <w:p>
